--- a/T4-03/entregables/Manual_Usuario_Selah_v1.0.docx
+++ b/T4-03/entregables/Manual_Usuario_Selah_v1.0.docx
@@ -264,7 +264,7 @@
               <w:jc w:val="left"/>
             </w:pPr>
             <w:r>
-              <w:t xml:space="preserve">TecHome dev’s — Abimael López</w:t>
+              <w:t xml:space="preserve">TecHome dev’s: Jefte Abimael López Jarquín · Francisco Javier Jijón Cruz · Adrián de Jesús Avendaño · Perla Emigdalia García Castellanos</w:t>
             </w:r>
           </w:p>
         </w:tc>
@@ -5353,7 +5353,7 @@
         <w:t xml:space="preserve"> </w:t>
       </w:r>
       <w:r>
-        <w:t xml:space="preserve">TecHome dev’s — Abimael López. Para reportar bugs o pedir nuevas funciones, abre un Issue en https://github.com/whoami-avi/selah-fisioterapia/issues o contacta directamente al equipo.</w:t>
+        <w:t xml:space="preserve">TecHome dev’s (equipo de 4 integrantes: Jefte Abimael López Jarquín, Francisco Javier Jijón Cruz, Adrián de Jesús Avendaño y Perla Emigdalia García Castellanos). Para reportar bugs o pedir nuevas funciones, abre un Issue en https://github.com/whoami-avi/selah-fisioterapia/issues o contacta directamente al equipo.</w:t>
       </w:r>
     </w:p>
     <w:p>
